--- a/docs/technical/configuration-reference.docx
+++ b/docs/technical/configuration-reference.docx
@@ -285,21 +285,21 @@
                 <w:sz w:val="18"/>
                 <w:szCs w:val="18"/>
               </w:rPr>
-              <w:t xml:space="preserve">| `PORT`                         | `4000`                      | Backend HTTP server listening port  |</w:t>
-            </w:r>
-          </w:p>
-          <w:p>
-            <w:pPr>
-              <w:spacing w:after="30" w:line="230"/>
-            </w:pPr>
-            <w:r>
-              <w:rPr>
-                <w:rFonts w:ascii="Consolas" w:cs="Consolas" w:eastAsia="Consolas" w:hAnsi="Consolas"/>
-                <w:color w:val="1E293B"/>
-                <w:sz w:val="18"/>
-                <w:szCs w:val="18"/>
-              </w:rPr>
-              <w:t xml:space="preserve">| `HOST`                         | `127.0.0.1`                 | Local host bind address             |</w:t>
+              <w:t xml:space="preserve">| `PORT`                         | `8080`                      | Backend HTTP port (injected by Cloud Run) |</w:t>
+            </w:r>
+          </w:p>
+          <w:p>
+            <w:pPr>
+              <w:spacing w:after="30" w:line="230"/>
+            </w:pPr>
+            <w:r>
+              <w:rPr>
+                <w:rFonts w:ascii="Consolas" w:cs="Consolas" w:eastAsia="Consolas" w:hAnsi="Consolas"/>
+                <w:color w:val="1E293B"/>
+                <w:sz w:val="18"/>
+                <w:szCs w:val="18"/>
+              </w:rPr>
+              <w:t xml:space="preserve">| `APP_ENV`                      | `pilot`                     | Selects the config block in backend/src/config |</w:t>
             </w:r>
           </w:p>
           <w:p>
@@ -327,7 +327,7 @@
                 <w:sz w:val="18"/>
                 <w:szCs w:val="18"/>
               </w:rPr>
-              <w:t xml:space="preserve">| `GCP_PROJECT_ID`               | `caw-case-ace-prod-2026`    | Google Cloud Project identifier     |</w:t>
+              <w:t xml:space="preserve">| `GCP_PROJECT_ID`               | `case-ace-v2`               | Google Cloud Project identifier     |</w:t>
             </w:r>
           </w:p>
           <w:p>
@@ -454,6 +454,48 @@
                 <w:szCs w:val="18"/>
               </w:rPr>
               <w:t xml:space="preserve">| `ENTRA_REDIRECT_URI`           | `https://caseace.adviceintelligence.tech/auth/callback` | Microsoft Entra ID callback URI     |</w:t>
+            </w:r>
+          </w:p>
+          <w:p>
+            <w:pPr>
+              <w:spacing w:after="30" w:line="230"/>
+            </w:pPr>
+            <w:r>
+              <w:rPr>
+                <w:rFonts w:ascii="Consolas" w:cs="Consolas" w:eastAsia="Consolas" w:hAnsi="Consolas"/>
+                <w:color w:val="1E293B"/>
+                <w:sz w:val="18"/>
+                <w:szCs w:val="18"/>
+              </w:rPr>
+              <w:t xml:space="preserve">| `ALLOW_TOTP_IN_PILOT`          | `true`                      | Interim TOTP login while Entra ID is unavailable |</w:t>
+            </w:r>
+          </w:p>
+          <w:p>
+            <w:pPr>
+              <w:spacing w:after="30" w:line="230"/>
+            </w:pPr>
+            <w:r>
+              <w:rPr>
+                <w:rFonts w:ascii="Consolas" w:cs="Consolas" w:eastAsia="Consolas" w:hAnsi="Consolas"/>
+                <w:color w:val="1E293B"/>
+                <w:sz w:val="18"/>
+                <w:szCs w:val="18"/>
+              </w:rPr>
+              <w:t xml:space="preserve">| `JWT_SECRET`                   | *(Secret Manager: case-ace-jwt-secret)* | Session token signing key. Never use the committed fallback |</w:t>
+            </w:r>
+          </w:p>
+          <w:p>
+            <w:pPr>
+              <w:spacing w:after="30" w:line="230"/>
+            </w:pPr>
+            <w:r>
+              <w:rPr>
+                <w:rFonts w:ascii="Consolas" w:cs="Consolas" w:eastAsia="Consolas" w:hAnsi="Consolas"/>
+                <w:color w:val="1E293B"/>
+                <w:sz w:val="18"/>
+                <w:szCs w:val="18"/>
+              </w:rPr>
+              <w:t xml:space="preserve">| `VITE_APP_ENV`                 | `pilot`                     | Build-time only. Omitting it makes the SPA fail closed to `local` |</w:t>
             </w:r>
           </w:p>
           <w:p>
